--- a/20_Projects/企業のオンライン保健室/杉山耕一税理士事務所/02_報告会記録/杉山耕一事務所_2026年4月_月次報告書.docx
+++ b/20_Projects/企業のオンライン保健室/杉山耕一税理士事務所/02_報告会記録/杉山耕一事務所_2026年4月_月次報告書.docx
@@ -453,7 +453,7 @@
                 <w:b w:val="0"/>
                 <w:sz w:val="20"/>
               </w:rPr>
-              <w:t>・食品添加物への意識（加工食品の選び方）</w:t>
+              <w:t>・縄跳びを継続してきたが上半身の筋肉不足に気づいた（本人の大きな気づき）</w:t>
             </w:r>
           </w:p>
           <w:p>
@@ -462,7 +462,7 @@
                 <w:b w:val="0"/>
                 <w:sz w:val="20"/>
               </w:rPr>
-              <w:t>・縄跳びにポジティブな声がけを加える（筋肉活性化）</w:t>
+              <w:t>・食品添加物への意識（加工食品の選び方）</w:t>
             </w:r>
           </w:p>
         </w:tc>
@@ -509,7 +509,7 @@
                 <w:b w:val="0"/>
                 <w:sz w:val="20"/>
               </w:rPr>
-              <w:t>体調80%。甲状腺・睡眠に傾向あり。本人は疲れを自覚していない。</w:t>
+              <w:t>体調80%。甲状腺・睡眠に傾向あり。子供の咳で目が覚めてしまう状態が続いていた。</w:t>
             </w:r>
           </w:p>
         </w:tc>
@@ -524,7 +524,7 @@
                 <w:b w:val="0"/>
                 <w:sz w:val="20"/>
               </w:rPr>
-              <w:t>・疲れを「甘え」ではなく体のサインとして捉え直す</w:t>
+              <w:t>・「子供の咳では起きなくていい」と気づけたことが今回の最大の収穫</w:t>
             </w:r>
           </w:p>
           <w:p>
@@ -533,7 +533,7 @@
                 <w:b w:val="0"/>
                 <w:sz w:val="20"/>
               </w:rPr>
-              <w:t>・GW中の集中勉強期間を応援</w:t>
+              <w:t>・GW中の子供とのスケジュールをどう組むか考えてみることになった</w:t>
             </w:r>
           </w:p>
         </w:tc>
